--- a/software-design/Software Design Narrative.docx
+++ b/software-design/Software Design Narrative.docx
@@ -131,7 +131,7 @@
     </w:p>
     <w:p>
       <w:r>
-        <w:t>AI use acknowledgment: OpenAI Codex assisted with research, drafting, code development, testing, and document preparation. The technical checks were executed with AI assistance. I am responsible for reviewing the work, understanding the implementation, and ensuring that the final submission accurately reflects my experience.</w:t>
+        <w:t>AI use acknowledgment: Open AI Codex helped me understand the problem, research, and some agentic coding. The final project was still driven by me.</w:t>
       </w:r>
     </w:p>
     <w:sectPr>
